--- a/02_Regulatory_&_USACE_Frameworks/19_Georgia_Regulatory_Licensing_&_Permits_Guide.docx
+++ b/02_Regulatory_&_USACE_Frameworks/19_Georgia_Regulatory_Licensing_&_Permits_Guide.docx
@@ -35,7 +35,7 @@
         <w:rPr>
           <w:b/>
         </w:rPr>
-        <w:t>Founder &amp; Managing Director</w:t>
+        <w:t>Co-Founder &amp; Managing Director</w:t>
       </w:r>
       <w:r>
         <w:t>: Hunter Morris (bookings@flyfishingnorthgeorgia.com)</w:t>
@@ -47,7 +47,7 @@
         <w:rPr>
           <w:b/>
         </w:rPr>
-        <w:t>Co-Founder &amp; Board Member</w:t>
+        <w:t>Board Member</w:t>
       </w:r>
       <w:r>
         <w:t>: Hadi Irvani (UVA Alumnus, GP at Infill Capital Partners)</w:t>
